--- a/run-of-show/docs/TELEPROMPTER - Dinner Scout.docx
+++ b/run-of-show/docs/TELEPROMPTER - Dinner Scout.docx
@@ -2981,7 +2981,7 @@
                 <w:sz w:val="19"/>
                 <w:szCs w:val="19"/>
               </w:rPr>
-              <w:t xml:space="preserve">First word in about 2 seconds. She asks: around here, or somewhere else?</w:t>
+              <w:t xml:space="preserve">First word in about 2 seconds. She asks: walk or drive, and how far? (Or first: around here, or somewhere else? Say "Around here.")</w:t>
             </w:r>
           </w:p>
         </w:tc>
@@ -3071,7 +3071,7 @@
                 <w:sz w:val="22"/>
                 <w:szCs w:val="22"/>
               </w:rPr>
-              <w:t xml:space="preserve">Around here.</w:t>
+              <w:t xml:space="preserve">I'll walk. Fifteen minutes, tops.</w:t>
             </w:r>
           </w:p>
           <w:p>
@@ -3102,7 +3102,7 @@
                 <w:sz w:val="19"/>
                 <w:szCs w:val="19"/>
               </w:rPr>
-              <w:t xml:space="preserve">She asks: walk or drive, and how far?</w:t>
+              <w:t xml:space="preserve">The strip says on foot · up to 15 min. She sends the Scout, or first asks what you're in the mood for.</w:t>
             </w:r>
           </w:p>
         </w:tc>
@@ -3192,7 +3192,7 @@
                 <w:sz w:val="22"/>
                 <w:szCs w:val="22"/>
               </w:rPr>
-              <w:t xml:space="preserve">I'll walk. Fifteen minutes, tops.</w:t>
+              <w:t xml:space="preserve">Surprise me. Something good.</w:t>
             </w:r>
           </w:p>
           <w:p>
@@ -3223,128 +3223,7 @@
                 <w:sz w:val="19"/>
                 <w:szCs w:val="19"/>
               </w:rPr>
-              <w:t xml:space="preserve">"Let me send my scout…" · Scout lights up · the strip says on foot · up to 15 min · she asks what you're in the mood for.</w:t>
-            </w:r>
-          </w:p>
-        </w:tc>
-      </w:tr>
-    </w:tbl>
-    <w:p>
-      <w:pPr>
-        <w:spacing w:after="20" w:before="0" w:line="264"/>
-      </w:pPr>
-      <w:r>
-        <w:rPr>
-          <w:rFonts w:ascii="Calibri" w:cs="Calibri" w:eastAsia="Calibri" w:hAnsi="Calibri"/>
-          <w:b w:val="false"/>
-          <w:bCs w:val="false"/>
-          <w:i w:val="false"/>
-          <w:iCs w:val="false"/>
-          <w:sz w:val="22"/>
-          <w:szCs w:val="22"/>
-        </w:rPr>
-        <w:t xml:space="preserve"/>
-      </w:r>
-    </w:p>
-    <w:tbl>
-      <w:tblPr>
-        <w:tblW w:type="dxa" w:w="10440"/>
-        <w:tblBorders>
-          <w:top w:val="single" w:color="auto" w:sz="4"/>
-          <w:left w:val="single" w:color="auto" w:sz="4"/>
-          <w:bottom w:val="single" w:color="auto" w:sz="4"/>
-          <w:right w:val="single" w:color="auto" w:sz="4"/>
-          <w:insideH w:val="single" w:color="auto" w:sz="4"/>
-          <w:insideV w:val="single" w:color="auto" w:sz="4"/>
-        </w:tblBorders>
-      </w:tblPr>
-      <w:tblGrid>
-        <w:gridCol w:w="10440"/>
-      </w:tblGrid>
-      <w:tr>
-        <w:trPr>
-          <w:cantSplit/>
-        </w:trPr>
-        <w:tc>
-          <w:tcPr>
-            <w:tcW w:type="dxa" w:w="10440"/>
-            <w:tcBorders>
-              <w:top w:val="single" w:color="F28C28" w:sz="12"/>
-              <w:left w:val="single" w:color="F28C28" w:sz="36"/>
-              <w:bottom w:val="single" w:color="F28C28" w:sz="12"/>
-              <w:right w:val="single" w:color="F28C28" w:sz="12"/>
-            </w:tcBorders>
-            <w:tcMar>
-              <w:top w:type="dxa" w:w="80"/>
-              <w:left w:type="dxa" w:w="160"/>
-              <w:bottom w:type="dxa" w:w="80"/>
-              <w:right w:type="dxa" w:w="160"/>
-            </w:tcMar>
-          </w:tcPr>
-          <w:p>
-            <w:pPr>
-              <w:spacing w:after="40" w:before="0" w:line="264"/>
-            </w:pPr>
-            <w:r>
-              <w:rPr>
-                <w:rFonts w:ascii="Calibri" w:cs="Calibri" w:eastAsia="Calibri" w:hAnsi="Calibri"/>
-                <w:b/>
-                <w:bCs/>
-                <w:i w:val="false"/>
-                <w:iCs w:val="false"/>
-                <w:color w:val="F28C28"/>
-                <w:sz w:val="18"/>
-                <w:szCs w:val="18"/>
-              </w:rPr>
-              <w:t xml:space="preserve">SPEAK to Dinner Scout</w:t>
-            </w:r>
-          </w:p>
-          <w:p>
-            <w:pPr>
-              <w:spacing w:after="0" w:before="0" w:line="264"/>
-            </w:pPr>
-            <w:r>
-              <w:rPr>
-                <w:rFonts w:ascii="Calibri" w:cs="Calibri" w:eastAsia="Calibri" w:hAnsi="Calibri"/>
-                <w:b w:val="false"/>
-                <w:bCs w:val="false"/>
-                <w:i w:val="false"/>
-                <w:iCs w:val="false"/>
-                <w:sz w:val="22"/>
-                <w:szCs w:val="22"/>
-              </w:rPr>
-              <w:t xml:space="preserve">Surprise me. Something good.</w:t>
-            </w:r>
-          </w:p>
-          <w:p>
-            <w:pPr>
-              <w:spacing w:after="0" w:before="60" w:line="264"/>
-            </w:pPr>
-            <w:r>
-              <w:rPr>
-                <w:rFonts w:ascii="Calibri" w:cs="Calibri" w:eastAsia="Calibri" w:hAnsi="Calibri"/>
-                <w:b/>
-                <w:bCs/>
-                <w:i w:val="false"/>
-                <w:iCs w:val="false"/>
-                <w:color w:val="2ECC71"/>
-                <w:sz w:val="19"/>
-                <w:szCs w:val="19"/>
-              </w:rPr>
-              <w:t xml:space="preserve">→ </w:t>
-            </w:r>
-            <w:r>
-              <w:rPr>
-                <w:rFonts w:ascii="Calibri" w:cs="Calibri" w:eastAsia="Calibri" w:hAnsi="Calibri"/>
-                <w:b w:val="false"/>
-                <w:bCs w:val="false"/>
-                <w:i w:val="false"/>
-                <w:iCs w:val="false"/>
-                <w:color w:val="9AA4B2"/>
-                <w:sz w:val="19"/>
-                <w:szCs w:val="19"/>
-              </w:rPr>
-              <w:t xml:space="preserve">Cards and numbered pins appear. She names #1 and #2, and those two cards light up green.</w:t>
+              <w:t xml:space="preserve">Scout lights up · cards and numbered pins appear · she names two of them, and those cards light up green.</w:t>
             </w:r>
           </w:p>
         </w:tc>
